--- a/Anleitung_VerwaltungPro.docx
+++ b/Anleitung_VerwaltungPro.docx
@@ -27,7 +27,7 @@
       <w:r>
         <w:rPr>
           <w:rFonts w:ascii="Arial" w:cs="Arial" w:eastAsia="Arial" w:hAnsi="Arial"/>
-          <w:color w:val="64748B"/>
+          <w:color w:val="4B5563"/>
           <w:sz w:val="30"/>
           <w:szCs w:val="30"/>
         </w:rPr>
@@ -42,7 +42,7 @@
       <w:r>
         <w:rPr>
           <w:rFonts w:ascii="Arial" w:cs="Arial" w:eastAsia="Arial" w:hAnsi="Arial"/>
-          <w:color w:val="94A3B8"/>
+          <w:color w:val="6B7280"/>
           <w:sz w:val="22"/>
           <w:szCs w:val="22"/>
         </w:rPr>
@@ -57,7 +57,7 @@
       <w:r>
         <w:rPr>
           <w:rFonts w:ascii="Arial" w:cs="Arial" w:eastAsia="Arial" w:hAnsi="Arial"/>
-          <w:color w:val="94A3B8"/>
+          <w:color w:val="6B7280"/>
           <w:sz w:val="20"/>
           <w:szCs w:val="20"/>
         </w:rPr>
@@ -71,7 +71,7 @@
       <w:r>
         <w:rPr>
           <w:rFonts w:ascii="Arial" w:cs="Arial" w:eastAsia="Arial" w:hAnsi="Arial"/>
-          <w:color w:val="CBD5E1"/>
+          <w:color w:val="9CA3AF"/>
           <w:sz w:val="18"/>
           <w:szCs w:val="18"/>
         </w:rPr>
@@ -107,11 +107,11 @@
       <w:r>
         <w:rPr>
           <w:rFonts w:ascii="Arial" w:cs="Arial" w:eastAsia="Arial" w:hAnsi="Arial"/>
-          <w:color w:val="374151"/>
+          <w:color w:val="1F2937"/>
           <w:sz w:val="22"/>
           <w:szCs w:val="22"/>
         </w:rPr>
-        <w:t xml:space="preserve">VerwaltungPro ist die zentrale Steuerung der AusbilderPro Suite. Öffne die App unter:</w:t>
+        <w:t xml:space="preserve">VerwaltungPro ist die zentrale Steuerung der AusbilderPro Suite.</w:t>
       </w:r>
     </w:p>
     <w:p>
@@ -121,11 +121,11 @@
       <w:r>
         <w:rPr>
           <w:rFonts w:ascii="Arial" w:cs="Arial" w:eastAsia="Arial" w:hAnsi="Arial"/>
-          <w:color w:val="374151"/>
+          <w:color w:val="1F2937"/>
           <w:sz w:val="22"/>
           <w:szCs w:val="22"/>
         </w:rPr>
-        <w:t xml:space="preserve">https://mohr-app.github.io/ausbilderpro/HBZVerwaltung.html</w:t>
+        <w:t xml:space="preserve">URL: https://mohr-app.github.io/ausbilderpro/HBZVerwaltung.html</w:t>
       </w:r>
     </w:p>
     <w:p>
@@ -135,11 +135,11 @@
       <w:r>
         <w:rPr>
           <w:rFonts w:ascii="Arial" w:cs="Arial" w:eastAsia="Arial" w:hAnsi="Arial"/>
-          <w:color w:val="374151"/>
+          <w:color w:val="1F2937"/>
           <w:sz w:val="22"/>
           <w:szCs w:val="22"/>
         </w:rPr>
-        <w:t xml:space="preserve">Login mit deiner Admin-E-Mail und Passwort. Nach dem Login siehst du das Dashboard mit Kursen, Teilnehmern und Statistiken.</w:t>
+        <w:t xml:space="preserve">Login mit Admin-E-Mail und Passwort. Nach dem Login siehst du das Dashboard.</w:t>
       </w:r>
     </w:p>
     <w:p>
@@ -190,7 +190,7 @@
               <w:bottom w:val="none" w:sz="0"/>
               <w:right w:val="none" w:sz="0"/>
             </w:tcBorders>
-            <w:shd w:fill="F0F4FF" w:val="clear"/>
+            <w:shd w:fill="EEF2FF" w:val="clear"/>
             <w:tcMar>
               <w:top w:type="dxa" w:w="80"/>
               <w:left w:type="dxa" w:w="80"/>
@@ -221,7 +221,7 @@
               <w:bottom w:val="none" w:sz="0"/>
               <w:right w:val="none" w:sz="0"/>
             </w:tcBorders>
-            <w:shd w:fill="F0F4FF" w:val="clear"/>
+            <w:shd w:fill="EEF2FF" w:val="clear"/>
             <w:tcMar>
               <w:top w:type="dxa" w:w="80"/>
               <w:left w:type="dxa" w:w="80"/>
@@ -239,7 +239,7 @@
                 <w:sz w:val="22"/>
                 <w:szCs w:val="22"/>
               </w:rPr>
-              <w:t xml:space="preserve">Kontaktdaten</w:t>
+              <w:t xml:space="preserve">Kontaktdaten der Verwaltung</w:t>
             </w:r>
           </w:p>
           <w:p>
@@ -249,11 +249,11 @@
             <w:r>
               <w:rPr>
                 <w:rFonts w:ascii="Arial" w:cs="Arial" w:eastAsia="Arial" w:hAnsi="Arial"/>
-                <w:color w:val="6B7280"/>
+                <w:color w:val="374151"/>
                 <w:sz w:val="20"/>
                 <w:szCs w:val="20"/>
               </w:rPr>
-              <w:t xml:space="preserve">Name, Telefon, E-Mail der Verwaltung eingeben. Erscheint in AzubiPro auf der Startseite der Azubis.</w:t>
+              <w:t xml:space="preserve">Name, Telefon, E-Mail – erscheinen in AzubiPro auf der Azubi-Startseite.</w:t>
             </w:r>
           </w:p>
         </w:tc>
@@ -290,7 +290,7 @@
               <w:bottom w:val="none" w:sz="0"/>
               <w:right w:val="none" w:sz="0"/>
             </w:tcBorders>
-            <w:shd w:fill="F0F4FF" w:val="clear"/>
+            <w:shd w:fill="EEF2FF" w:val="clear"/>
             <w:tcMar>
               <w:top w:type="dxa" w:w="80"/>
               <w:left w:type="dxa" w:w="80"/>
@@ -321,7 +321,7 @@
               <w:bottom w:val="none" w:sz="0"/>
               <w:right w:val="none" w:sz="0"/>
             </w:tcBorders>
-            <w:shd w:fill="F0F4FF" w:val="clear"/>
+            <w:shd w:fill="EEF2FF" w:val="clear"/>
             <w:tcMar>
               <w:top w:type="dxa" w:w="80"/>
               <w:left w:type="dxa" w:w="80"/>
@@ -349,11 +349,11 @@
             <w:r>
               <w:rPr>
                 <w:rFonts w:ascii="Arial" w:cs="Arial" w:eastAsia="Arial" w:hAnsi="Arial"/>
-                <w:color w:val="6B7280"/>
+                <w:color w:val="374151"/>
                 <w:sz w:val="20"/>
                 <w:szCs w:val="20"/>
               </w:rPr>
-              <w:t xml:space="preserve">Unter ‘Kurseinstellungen’: Standard-Kurstage pro Lehrgang (z.B. 5). Wird bei jedem neuen Kurs als Default gesetzt. Pro Kurs änderbar.</w:t>
+              <w:t xml:space="preserve">Unter ‘Kurseinstellungen’: Standard-Kurstage pro Lehrgang (z.B. 5). Wird bei jedem neuen Kurs als Default gesetzt. Pro Kurs im Ausbilder-Header änderbar.</w:t>
             </w:r>
           </w:p>
         </w:tc>
@@ -390,7 +390,7 @@
               <w:bottom w:val="none" w:sz="0"/>
               <w:right w:val="none" w:sz="0"/>
             </w:tcBorders>
-            <w:shd w:fill="F0F4FF" w:val="clear"/>
+            <w:shd w:fill="EEF2FF" w:val="clear"/>
             <w:tcMar>
               <w:top w:type="dxa" w:w="80"/>
               <w:left w:type="dxa" w:w="80"/>
@@ -421,7 +421,7 @@
               <w:bottom w:val="none" w:sz="0"/>
               <w:right w:val="none" w:sz="0"/>
             </w:tcBorders>
-            <w:shd w:fill="F0F4FF" w:val="clear"/>
+            <w:shd w:fill="EEF2FF" w:val="clear"/>
             <w:tcMar>
               <w:top w:type="dxa" w:w="80"/>
               <w:left w:type="dxa" w:w="80"/>
@@ -449,7 +449,7 @@
             <w:r>
               <w:rPr>
                 <w:rFonts w:ascii="Arial" w:cs="Arial" w:eastAsia="Arial" w:hAnsi="Arial"/>
-                <w:color w:val="6B7280"/>
+                <w:color w:val="374151"/>
                 <w:sz w:val="20"/>
                 <w:szCs w:val="20"/>
               </w:rPr>
@@ -490,7 +490,7 @@
               <w:bottom w:val="none" w:sz="0"/>
               <w:right w:val="none" w:sz="0"/>
             </w:tcBorders>
-            <w:shd w:fill="F0F4FF" w:val="clear"/>
+            <w:shd w:fill="EEF2FF" w:val="clear"/>
             <w:tcMar>
               <w:top w:type="dxa" w:w="80"/>
               <w:left w:type="dxa" w:w="80"/>
@@ -521,7 +521,7 @@
               <w:bottom w:val="none" w:sz="0"/>
               <w:right w:val="none" w:sz="0"/>
             </w:tcBorders>
-            <w:shd w:fill="F0F4FF" w:val="clear"/>
+            <w:shd w:fill="EEF2FF" w:val="clear"/>
             <w:tcMar>
               <w:top w:type="dxa" w:w="80"/>
               <w:left w:type="dxa" w:w="80"/>
@@ -539,7 +539,7 @@
                 <w:sz w:val="22"/>
                 <w:szCs w:val="22"/>
               </w:rPr>
-              <w:t xml:space="preserve">Lehrgangsarten</w:t>
+              <w:t xml:space="preserve">Lehrgangsarten &amp; Berufe</w:t>
             </w:r>
           </w:p>
           <w:p>
@@ -549,7 +549,7 @@
             <w:r>
               <w:rPr>
                 <w:rFonts w:ascii="Arial" w:cs="Arial" w:eastAsia="Arial" w:hAnsi="Arial"/>
-                <w:color w:val="6B7280"/>
+                <w:color w:val="374151"/>
                 <w:sz w:val="20"/>
                 <w:szCs w:val="20"/>
               </w:rPr>
@@ -607,7 +607,7 @@
               <w:bottom w:val="none" w:sz="0"/>
               <w:right w:val="none" w:sz="0"/>
             </w:tcBorders>
-            <w:shd w:fill="F0F4FF" w:val="clear"/>
+            <w:shd w:fill="EEF2FF" w:val="clear"/>
             <w:tcMar>
               <w:top w:type="dxa" w:w="80"/>
               <w:left w:type="dxa" w:w="80"/>
@@ -638,7 +638,7 @@
               <w:bottom w:val="none" w:sz="0"/>
               <w:right w:val="none" w:sz="0"/>
             </w:tcBorders>
-            <w:shd w:fill="F0F4FF" w:val="clear"/>
+            <w:shd w:fill="EEF2FF" w:val="clear"/>
             <w:tcMar>
               <w:top w:type="dxa" w:w="80"/>
               <w:left w:type="dxa" w:w="80"/>
@@ -666,11 +666,11 @@
             <w:r>
               <w:rPr>
                 <w:rFonts w:ascii="Arial" w:cs="Arial" w:eastAsia="Arial" w:hAnsi="Arial"/>
-                <w:color w:val="6B7280"/>
+                <w:color w:val="374151"/>
                 <w:sz w:val="20"/>
                 <w:szCs w:val="20"/>
               </w:rPr>
-              <w:t xml:space="preserve">‘+ Neuer Kurs’ Button → Lehrgangsart, Ausbilder, Zeitraum, Standort und Berufsschultage wählen.</w:t>
+              <w:t xml:space="preserve">‘+ Neuer Kurs’ → Lehrgangsart, Ausbilder, Zeitraum, Standort und Berufsschultage wählen.</w:t>
             </w:r>
           </w:p>
         </w:tc>
@@ -707,7 +707,7 @@
               <w:bottom w:val="none" w:sz="0"/>
               <w:right w:val="none" w:sz="0"/>
             </w:tcBorders>
-            <w:shd w:fill="F0F4FF" w:val="clear"/>
+            <w:shd w:fill="EEF2FF" w:val="clear"/>
             <w:tcMar>
               <w:top w:type="dxa" w:w="80"/>
               <w:left w:type="dxa" w:w="80"/>
@@ -738,7 +738,7 @@
               <w:bottom w:val="none" w:sz="0"/>
               <w:right w:val="none" w:sz="0"/>
             </w:tcBorders>
-            <w:shd w:fill="F0F4FF" w:val="clear"/>
+            <w:shd w:fill="EEF2FF" w:val="clear"/>
             <w:tcMar>
               <w:top w:type="dxa" w:w="80"/>
               <w:left w:type="dxa" w:w="80"/>
@@ -766,7 +766,7 @@
             <w:r>
               <w:rPr>
                 <w:rFonts w:ascii="Arial" w:cs="Arial" w:eastAsia="Arial" w:hAnsi="Arial"/>
-                <w:color w:val="6B7280"/>
+                <w:color w:val="374151"/>
                 <w:sz w:val="20"/>
                 <w:szCs w:val="20"/>
               </w:rPr>
@@ -807,7 +807,7 @@
               <w:bottom w:val="none" w:sz="0"/>
               <w:right w:val="none" w:sz="0"/>
             </w:tcBorders>
-            <w:shd w:fill="F0F4FF" w:val="clear"/>
+            <w:shd w:fill="EEF2FF" w:val="clear"/>
             <w:tcMar>
               <w:top w:type="dxa" w:w="80"/>
               <w:left w:type="dxa" w:w="80"/>
@@ -838,7 +838,7 @@
               <w:bottom w:val="none" w:sz="0"/>
               <w:right w:val="none" w:sz="0"/>
             </w:tcBorders>
-            <w:shd w:fill="F0F4FF" w:val="clear"/>
+            <w:shd w:fill="EEF2FF" w:val="clear"/>
             <w:tcMar>
               <w:top w:type="dxa" w:w="80"/>
               <w:left w:type="dxa" w:w="80"/>
@@ -866,11 +866,11 @@
             <w:r>
               <w:rPr>
                 <w:rFonts w:ascii="Arial" w:cs="Arial" w:eastAsia="Arial" w:hAnsi="Arial"/>
-                <w:color w:val="6B7280"/>
+                <w:color w:val="374151"/>
                 <w:sz w:val="20"/>
                 <w:szCs w:val="20"/>
               </w:rPr>
-              <w:t xml:space="preserve">Kurs speichern → ‘Übertragen’ Button → Ausbilder sieht die TN sofort im Teilnehmerpool.</w:t>
+              <w:t xml:space="preserve">Kurs speichern → ‘Übertragen’ → Ausbilder sieht die TN sofort im Pool.</w:t>
             </w:r>
           </w:p>
         </w:tc>
@@ -906,7 +906,7 @@
               <w:bottom w:val="none" w:sz="0"/>
               <w:right w:val="none" w:sz="0"/>
             </w:tcBorders>
-            <w:shd w:fill="F0F4FF" w:val="clear"/>
+            <w:shd w:fill="F0FDF4" w:val="clear"/>
             <w:tcMar>
               <w:top w:type="dxa" w:w="100"/>
               <w:left w:type="dxa" w:w="140"/>
@@ -918,11 +918,11 @@
             <w:r>
               <w:rPr>
                 <w:rFonts w:ascii="Arial" w:cs="Arial" w:eastAsia="Arial" w:hAnsi="Arial"/>
-                <w:color w:val="374151"/>
+                <w:color w:val="1F2937"/>
                 <w:sz w:val="20"/>
                 <w:szCs w:val="20"/>
               </w:rPr>
-              <w:t xml:space="preserve">💡 Die Gantt-Zeitachse zeigt alle Kurse auf einen Blick. Ausbilder-Kollisionen werden automatisch rot markiert.</w:t>
+              <w:t xml:space="preserve">💡 Gantt-Zeitachse zeigt alle Kurse. Ausbilder-Kollisionen werden rot markiert.</w:t>
             </w:r>
           </w:p>
         </w:tc>
@@ -976,7 +976,7 @@
               <w:bottom w:val="none" w:sz="0"/>
               <w:right w:val="none" w:sz="0"/>
             </w:tcBorders>
-            <w:shd w:fill="F0F4FF" w:val="clear"/>
+            <w:shd w:fill="EEF2FF" w:val="clear"/>
             <w:tcMar>
               <w:top w:type="dxa" w:w="80"/>
               <w:left w:type="dxa" w:w="80"/>
@@ -1007,7 +1007,7 @@
               <w:bottom w:val="none" w:sz="0"/>
               <w:right w:val="none" w:sz="0"/>
             </w:tcBorders>
-            <w:shd w:fill="F0F4FF" w:val="clear"/>
+            <w:shd w:fill="EEF2FF" w:val="clear"/>
             <w:tcMar>
               <w:top w:type="dxa" w:w="80"/>
               <w:left w:type="dxa" w:w="80"/>
@@ -1035,11 +1035,11 @@
             <w:r>
               <w:rPr>
                 <w:rFonts w:ascii="Arial" w:cs="Arial" w:eastAsia="Arial" w:hAnsi="Arial"/>
-                <w:color w:val="6B7280"/>
+                <w:color w:val="374151"/>
                 <w:sz w:val="20"/>
                 <w:szCs w:val="20"/>
               </w:rPr>
-              <w:t xml:space="preserve">Vorname, Nachname, Betrieb, Beruf, Lehrjahr, Geburtsdatum, E-Mail und Startpasswort eingeben.</w:t>
+              <w:t xml:space="preserve">Vorname, Nachname, Betrieb, Beruf, Lehrjahr, Geburtsdatum, E-Mail, Startpasswort.</w:t>
             </w:r>
           </w:p>
         </w:tc>
@@ -1076,7 +1076,7 @@
               <w:bottom w:val="none" w:sz="0"/>
               <w:right w:val="none" w:sz="0"/>
             </w:tcBorders>
-            <w:shd w:fill="F0F4FF" w:val="clear"/>
+            <w:shd w:fill="EEF2FF" w:val="clear"/>
             <w:tcMar>
               <w:top w:type="dxa" w:w="80"/>
               <w:left w:type="dxa" w:w="80"/>
@@ -1107,7 +1107,7 @@
               <w:bottom w:val="none" w:sz="0"/>
               <w:right w:val="none" w:sz="0"/>
             </w:tcBorders>
-            <w:shd w:fill="F0F4FF" w:val="clear"/>
+            <w:shd w:fill="EEF2FF" w:val="clear"/>
             <w:tcMar>
               <w:top w:type="dxa" w:w="80"/>
               <w:left w:type="dxa" w:w="80"/>
@@ -1135,11 +1135,11 @@
             <w:r>
               <w:rPr>
                 <w:rFonts w:ascii="Arial" w:cs="Arial" w:eastAsia="Arial" w:hAnsi="Arial"/>
-                <w:color w:val="6B7280"/>
+                <w:color w:val="374151"/>
                 <w:sz w:val="20"/>
                 <w:szCs w:val="20"/>
               </w:rPr>
-              <w:t xml:space="preserve">Klick auf TN zeigt: Kontaktdaten, aktiver Kurs, Anwesenheitsquote (Anwesend / Kurstage), Noten, DSGVO-Status, Kurshistorie, Urlaub, Dokumente.</w:t>
+              <w:t xml:space="preserve">Klick auf TN zeigt: Kontaktdaten, Anwesenheit (Anwesend / Kurstage), Noten, DSGVO, Kurshistorie, Dokumente.</w:t>
             </w:r>
           </w:p>
         </w:tc>
@@ -1176,7 +1176,7 @@
               <w:bottom w:val="none" w:sz="0"/>
               <w:right w:val="none" w:sz="0"/>
             </w:tcBorders>
-            <w:shd w:fill="F0F4FF" w:val="clear"/>
+            <w:shd w:fill="EEF2FF" w:val="clear"/>
             <w:tcMar>
               <w:top w:type="dxa" w:w="80"/>
               <w:left w:type="dxa" w:w="80"/>
@@ -1207,7 +1207,7 @@
               <w:bottom w:val="none" w:sz="0"/>
               <w:right w:val="none" w:sz="0"/>
             </w:tcBorders>
-            <w:shd w:fill="F0F4FF" w:val="clear"/>
+            <w:shd w:fill="EEF2FF" w:val="clear"/>
             <w:tcMar>
               <w:top w:type="dxa" w:w="80"/>
               <w:left w:type="dxa" w:w="80"/>
@@ -1235,11 +1235,11 @@
             <w:r>
               <w:rPr>
                 <w:rFonts w:ascii="Arial" w:cs="Arial" w:eastAsia="Arial" w:hAnsi="Arial"/>
-                <w:color w:val="6B7280"/>
+                <w:color w:val="374151"/>
                 <w:sz w:val="20"/>
                 <w:szCs w:val="20"/>
               </w:rPr>
-              <w:t xml:space="preserve">TN-Liste, Betriebsliste und Bescheinigungen werden automatisch als PDF generiert.</w:t>
+              <w:t xml:space="preserve">TN-Liste, Betriebsliste und Bescheinigungen automatisch als PDF.</w:t>
             </w:r>
           </w:p>
         </w:tc>
@@ -1276,7 +1276,7 @@
               <w:bottom w:val="none" w:sz="0"/>
               <w:right w:val="none" w:sz="0"/>
             </w:tcBorders>
-            <w:shd w:fill="F0F4FF" w:val="clear"/>
+            <w:shd w:fill="EEF2FF" w:val="clear"/>
             <w:tcMar>
               <w:top w:type="dxa" w:w="80"/>
               <w:left w:type="dxa" w:w="80"/>
@@ -1307,7 +1307,7 @@
               <w:bottom w:val="none" w:sz="0"/>
               <w:right w:val="none" w:sz="0"/>
             </w:tcBorders>
-            <w:shd w:fill="F0F4FF" w:val="clear"/>
+            <w:shd w:fill="EEF2FF" w:val="clear"/>
             <w:tcMar>
               <w:top w:type="dxa" w:w="80"/>
               <w:left w:type="dxa" w:w="80"/>
@@ -1335,242 +1335,11 @@
             <w:r>
               <w:rPr>
                 <w:rFonts w:ascii="Arial" w:cs="Arial" w:eastAsia="Arial" w:hAnsi="Arial"/>
-                <w:color w:val="6B7280"/>
+                <w:color w:val="374151"/>
                 <w:sz w:val="20"/>
                 <w:szCs w:val="20"/>
               </w:rPr>
-              <w:t xml:space="preserve">Anwesenheitsquote = Anwesend / Kurstage × 100%. Berufsschultage werden NICHT mitgezählt. Kurstage sind in den Einstellungen konfigurierbar (Default: 5).</w:t>
-            </w:r>
-          </w:p>
-        </w:tc>
-      </w:tr>
-    </w:tbl>
-    <w:p>
-      <w:pPr>
-        <w:spacing w:after="80"/>
-      </w:pPr>
-    </w:p>
-    <w:p>
-      <w:pPr>
-        <w:pStyle w:val="Heading1"/>
-        <w:spacing w:before="400" w:after="200"/>
-      </w:pPr>
-      <w:r>
-        <w:rPr>
-          <w:rFonts w:ascii="Arial" w:cs="Arial" w:eastAsia="Arial" w:hAnsi="Arial"/>
-          <w:b/>
-          <w:bCs/>
-          <w:color w:val="1E40AF"/>
-          <w:sz w:val="32"/>
-          <w:szCs w:val="32"/>
-        </w:rPr>
-        <w:t xml:space="preserve">5. Dashboard</w:t>
-      </w:r>
-    </w:p>
-    <w:p>
-      <w:pPr>
-        <w:spacing w:after="120"/>
-      </w:pPr>
-      <w:r>
-        <w:rPr>
-          <w:rFonts w:ascii="Arial" w:cs="Arial" w:eastAsia="Arial" w:hAnsi="Arial"/>
-          <w:color w:val="374151"/>
-          <w:sz w:val="22"/>
-          <w:szCs w:val="22"/>
-        </w:rPr>
-        <w:t xml:space="preserve">Das Dashboard zeigt auf einen Blick:</w:t>
-      </w:r>
-    </w:p>
-    <w:tbl>
-      <w:tblPr>
-        <w:tblW w:type="dxa" w:w="9026"/>
-        <w:tblBorders>
-          <w:top w:val="single" w:color="auto" w:sz="4"/>
-          <w:left w:val="single" w:color="auto" w:sz="4"/>
-          <w:bottom w:val="single" w:color="auto" w:sz="4"/>
-          <w:right w:val="single" w:color="auto" w:sz="4"/>
-          <w:insideH w:val="single" w:color="auto" w:sz="4"/>
-          <w:insideV w:val="single" w:color="auto" w:sz="4"/>
-        </w:tblBorders>
-      </w:tblPr>
-      <w:tblGrid>
-        <w:gridCol w:w="600"/>
-        <w:gridCol w:w="8426"/>
-      </w:tblGrid>
-      <w:tr>
-        <w:tc>
-          <w:tcPr>
-            <w:tcW w:type="dxa" w:w="600"/>
-            <w:tcBorders>
-              <w:top w:val="none" w:sz="0"/>
-              <w:left w:val="none" w:sz="0"/>
-              <w:bottom w:val="none" w:sz="0"/>
-              <w:right w:val="none" w:sz="0"/>
-            </w:tcBorders>
-            <w:shd w:fill="F0F4FF" w:val="clear"/>
-            <w:tcMar>
-              <w:top w:type="dxa" w:w="80"/>
-              <w:left w:type="dxa" w:w="80"/>
-              <w:bottom w:type="dxa" w:w="80"/>
-              <w:right w:type="dxa" w:w="40"/>
-            </w:tcMar>
-          </w:tcPr>
-          <w:p>
-            <w:pPr>
-              <w:jc w:val="center"/>
-            </w:pPr>
-            <w:r>
-              <w:rPr>
-                <w:rFonts w:ascii="Arial" w:cs="Arial" w:eastAsia="Arial" w:hAnsi="Arial"/>
-                <w:sz w:val="28"/>
-                <w:szCs w:val="28"/>
-              </w:rPr>
-              <w:t xml:space="preserve">📊</w:t>
-            </w:r>
-          </w:p>
-        </w:tc>
-        <w:tc>
-          <w:tcPr>
-            <w:tcW w:type="dxa" w:w="8426"/>
-            <w:tcBorders>
-              <w:top w:val="none" w:sz="0"/>
-              <w:left w:val="none" w:sz="0"/>
-              <w:bottom w:val="none" w:sz="0"/>
-              <w:right w:val="none" w:sz="0"/>
-            </w:tcBorders>
-            <w:shd w:fill="F0F4FF" w:val="clear"/>
-            <w:tcMar>
-              <w:top w:type="dxa" w:w="80"/>
-              <w:left w:type="dxa" w:w="80"/>
-              <w:bottom w:type="dxa" w:w="80"/>
-              <w:right w:type="dxa" w:w="120"/>
-            </w:tcMar>
-          </w:tcPr>
-          <w:p>
-            <w:r>
-              <w:rPr>
-                <w:rFonts w:ascii="Arial" w:cs="Arial" w:eastAsia="Arial" w:hAnsi="Arial"/>
-                <w:b/>
-                <w:bCs/>
-                <w:color w:val="1E40AF"/>
-                <w:sz w:val="22"/>
-                <w:szCs w:val="22"/>
-              </w:rPr>
-              <w:t xml:space="preserve">Statistiken</w:t>
-            </w:r>
-          </w:p>
-          <w:p>
-            <w:pPr>
-              <w:spacing w:before="40"/>
-            </w:pPr>
-            <w:r>
-              <w:rPr>
-                <w:rFonts w:ascii="Arial" w:cs="Arial" w:eastAsia="Arial" w:hAnsi="Arial"/>
-                <w:color w:val="6B7280"/>
-                <w:sz w:val="20"/>
-                <w:szCs w:val="20"/>
-              </w:rPr>
-              <w:t xml:space="preserve">Aktive Kurse, TN-Anzahl, durchschnittliche Anwesenheit, offene Bestätigungen.</w:t>
-            </w:r>
-          </w:p>
-        </w:tc>
-      </w:tr>
-    </w:tbl>
-    <w:p>
-      <w:pPr>
-        <w:spacing w:after="80"/>
-      </w:pPr>
-    </w:p>
-    <w:tbl>
-      <w:tblPr>
-        <w:tblW w:type="dxa" w:w="9026"/>
-        <w:tblBorders>
-          <w:top w:val="single" w:color="auto" w:sz="4"/>
-          <w:left w:val="single" w:color="auto" w:sz="4"/>
-          <w:bottom w:val="single" w:color="auto" w:sz="4"/>
-          <w:right w:val="single" w:color="auto" w:sz="4"/>
-          <w:insideH w:val="single" w:color="auto" w:sz="4"/>
-          <w:insideV w:val="single" w:color="auto" w:sz="4"/>
-        </w:tblBorders>
-      </w:tblPr>
-      <w:tblGrid>
-        <w:gridCol w:w="600"/>
-        <w:gridCol w:w="8426"/>
-      </w:tblGrid>
-      <w:tr>
-        <w:tc>
-          <w:tcPr>
-            <w:tcW w:type="dxa" w:w="600"/>
-            <w:tcBorders>
-              <w:top w:val="none" w:sz="0"/>
-              <w:left w:val="none" w:sz="0"/>
-              <w:bottom w:val="none" w:sz="0"/>
-              <w:right w:val="none" w:sz="0"/>
-            </w:tcBorders>
-            <w:shd w:fill="F0F4FF" w:val="clear"/>
-            <w:tcMar>
-              <w:top w:type="dxa" w:w="80"/>
-              <w:left w:type="dxa" w:w="80"/>
-              <w:bottom w:type="dxa" w:w="80"/>
-              <w:right w:type="dxa" w:w="40"/>
-            </w:tcMar>
-          </w:tcPr>
-          <w:p>
-            <w:pPr>
-              <w:jc w:val="center"/>
-            </w:pPr>
-            <w:r>
-              <w:rPr>
-                <w:rFonts w:ascii="Arial" w:cs="Arial" w:eastAsia="Arial" w:hAnsi="Arial"/>
-                <w:sz w:val="28"/>
-                <w:szCs w:val="28"/>
-              </w:rPr>
-              <w:t xml:space="preserve">⚠</w:t>
-            </w:r>
-          </w:p>
-        </w:tc>
-        <w:tc>
-          <w:tcPr>
-            <w:tcW w:type="dxa" w:w="8426"/>
-            <w:tcBorders>
-              <w:top w:val="none" w:sz="0"/>
-              <w:left w:val="none" w:sz="0"/>
-              <w:bottom w:val="none" w:sz="0"/>
-              <w:right w:val="none" w:sz="0"/>
-            </w:tcBorders>
-            <w:shd w:fill="F0F4FF" w:val="clear"/>
-            <w:tcMar>
-              <w:top w:type="dxa" w:w="80"/>
-              <w:left w:type="dxa" w:w="80"/>
-              <w:bottom w:type="dxa" w:w="80"/>
-              <w:right w:type="dxa" w:w="120"/>
-            </w:tcMar>
-          </w:tcPr>
-          <w:p>
-            <w:r>
-              <w:rPr>
-                <w:rFonts w:ascii="Arial" w:cs="Arial" w:eastAsia="Arial" w:hAnsi="Arial"/>
-                <w:b/>
-                <w:bCs/>
-                <w:color w:val="1E40AF"/>
-                <w:sz w:val="22"/>
-                <w:szCs w:val="22"/>
-              </w:rPr>
-              <w:t xml:space="preserve">Warnungen</w:t>
-            </w:r>
-          </w:p>
-          <w:p>
-            <w:pPr>
-              <w:spacing w:before="40"/>
-            </w:pPr>
-            <w:r>
-              <w:rPr>
-                <w:rFonts w:ascii="Arial" w:cs="Arial" w:eastAsia="Arial" w:hAnsi="Arial"/>
-                <w:color w:val="6B7280"/>
-                <w:sz w:val="20"/>
-                <w:szCs w:val="20"/>
-              </w:rPr>
-              <w:t xml:space="preserve">Nicht bestätigte TN, TN ohne DSGVO-Zustimmung, Kurse ohne Ausbilder.</w:t>
+              <w:t xml:space="preserve">Quote = Anwesend / Kurstage × 100%. Berufsschultage werden NICHT mitgezählt. Default: 5 Kurstage.</w:t>
             </w:r>
           </w:p>
         </w:tc>
